--- a/data/revised_2026-10_full/outputs/v2/Physics/SS3.4_Electrostatics/Physics_Electrostatics_FinalExplanation_TeacherKey.docx
+++ b/data/revised_2026-10_full/outputs/v2/Physics/SS3.4_Electrostatics/Physics_Electrostatics_FinalExplanation_TeacherKey.docx
@@ -2112,7 +2112,7 @@
         </w:rPr>
         <w:t xml:space="preserve">© 2026 SeaVuria and ARES. This work is licensed under a </w:t>
       </w:r>
-      <w:hyperlink w:history="1" r:id="rIdnymqpxtuqk-lj4zn0zgsz">
+      <w:hyperlink w:history="1" r:id="rIdldmp09ifzzwwhqf15w1os">
         <w:r>
           <w:rPr>
             <w:rFonts w:ascii="Arial" w:cs="Arial" w:eastAsia="Arial" w:hAnsi="Arial"/>
@@ -2132,7 +2132,7 @@
         </w:rPr>
         <w:t xml:space="preserve"> (</w:t>
       </w:r>
-      <w:hyperlink w:history="1" r:id="rIdjrdu4mnroct8bssur3bk-">
+      <w:hyperlink w:history="1" r:id="rId1krbjc1e5kvlvcs9gafhc">
         <w:r>
           <w:rPr>
             <w:rFonts w:ascii="Arial" w:cs="Arial" w:eastAsia="Arial" w:hAnsi="Arial"/>
@@ -2152,7 +2152,7 @@
         </w:rPr>
         <w:t xml:space="preserve">). To view a copy of this license, visit </w:t>
       </w:r>
-      <w:hyperlink w:history="1" r:id="rIduyhx8qwaclssed-uxm1y-">
+      <w:hyperlink w:history="1" r:id="rIdp0jyyh5pgfufln4uvktqy">
         <w:r>
           <w:rPr>
             <w:rFonts w:ascii="Arial" w:cs="Arial" w:eastAsia="Arial" w:hAnsi="Arial"/>
